--- a/public/plantillas-contrato/BosquesCoworking30hrsMoral.docx
+++ b/public/plantillas-contrato/BosquesCoworking30hrsMoral.docx
@@ -2207,7 +2207,7 @@
           <w:highlight w:val="yellow"/>
           <w:rtl w:val="0"/>
         </w:rPr>
-        <w:t xml:space="preserve">{{PRECIO_MENSUAL}}</w:t>
+        <w:t xml:space="preserve">{{PRECIO_MENSUAL}} ({{PRECIO_MENSUAL_LETRA}})</w:t>
       </w:r>
       <w:r>
         <w:rPr>
